--- a/kb-sagyu/drafts/인사규정_신구조문대비표.docx
+++ b/kb-sagyu/drafts/인사규정_신구조문대비표.docx
@@ -693,7 +693,16 @@
                 <w:color w:val="333333"/>
                 <w:sz w:val="16"/>
               </w:rPr>
-              <w:t>조번호 이동(구 제4조), '인사발령에 의하며'→'인사발령으로 하며'</w:t>
+              <w:t xml:space="preserve">조번호 이동(구 제4조), '인사발령에 의하며'→'인사발령으로 하며'. ② 이의 봉쇄 문구는 </w:t>
+            </w:r>
+            <w:r>
+              <w:rPr>
+                <w:rFonts w:ascii="맑은 고딕" w:hAnsi="맑은 고딕" w:eastAsia="맑은 고딕"/>
+                <w:b/>
+                <w:color w:val="C00000"/>
+                <w:sz w:val="16"/>
+              </w:rPr>
+              <w:t>〈검토 의견 1 — 법무〉</w:t>
             </w:r>
           </w:p>
         </w:tc>
@@ -806,7 +815,7 @@
                 <w:color w:val="124AC8"/>
                 <w:sz w:val="18"/>
               </w:rPr>
-              <w:t>① 직원의 직급, 최저호봉, 직위 및 호칭은 [별표 제3호]와 같이 구분하여 부여할 수 있다.</w:t>
+              <w:t>① 직원의 직급, 최저호봉, 직위 및 호칭은 [별표 제3호]와 같이 구분한다.</w:t>
             </w:r>
           </w:p>
           <w:p>
@@ -836,7 +845,7 @@
                 <w:color w:val="124AC8"/>
                 <w:sz w:val="18"/>
               </w:rPr>
-              <w:t>③ 제1항에도 불구하고 대표이사가 필요하다고 인정하는 경우에는 부점장 중 업무부문별 본부장을, 직원 중 팀장을 임면할 수 있으며, 직책수당 등 세부사항은 별도로 정하는 바에 따른다.</w:t>
+              <w:t>③ 제1항에도 불구하고 대표이사가 필요하다고 인정하는 경우에는 부점장 중 업무부문별 본부장을, 직원 중 팀장을 임면할 수 있으며, 직책수당 등 세부사항은 「보수 및 퇴직금 규정」에서 정하는 바에 따른다.</w:t>
             </w:r>
           </w:p>
         </w:tc>
@@ -856,7 +865,7 @@
                 <w:color w:val="333333"/>
                 <w:sz w:val="16"/>
               </w:rPr>
-              <w:t>본문 안 직급 구분표를 [별표 제3호]로 이동(「사규관리규정」 제11조제2항). 표 내용 변경 없음</w:t>
+              <w:t>① 직급표 [별표 제3호] 이동(「사규관리규정」 제11조제2항) + '부여할 수 있다'→'구분한다'(재량 오용 정정). ③ 위임 착지 「보수 및 퇴직금 규정」 명시</w:t>
             </w:r>
           </w:p>
         </w:tc>
@@ -1321,7 +1330,7 @@
                 <w:color w:val="124AC8"/>
                 <w:sz w:val="18"/>
               </w:rPr>
-              <w:t>② 업무상 또는 업무 외의 사유로 직원이 휴직한 기간에 대하여 회사가 이를 승인한 경우에는 그 기간을 근속연수에 산입하며, 다음 각 호의 어느 하나에 해당하는 기간도 근속기간에 산입한다.</w:t>
+              <w:t>② 다음 각 호의 어느 하나에 해당하는 휴직기간은 근속연수에 산입한다.</w:t>
             </w:r>
           </w:p>
           <w:p>
@@ -1336,7 +1345,7 @@
                 <w:color w:val="124AC8"/>
                 <w:sz w:val="18"/>
               </w:rPr>
-              <w:t>1. 입영휴직, 업무상 부상, 업무상 질병(결핵성 폐질환을 포함한다) 및 전염성 B형간염(최초 발병일부터 1년 이내의 기간)으로 인한 휴직, 육아휴직(출산휴가기간을 포함하여 1년 이내의 기간)</w:t>
+              <w:t>1. 업무상 또는 업무 외의 사유로 휴직한 기간으로서 회사가 근속연수 산입을 승인한 기간</w:t>
             </w:r>
           </w:p>
           <w:p>
@@ -1351,7 +1360,22 @@
                 <w:color w:val="124AC8"/>
                 <w:sz w:val="18"/>
               </w:rPr>
-              <w:t>2. 학위취득 휴직직원이 회사업무와 관련된 분야에서 석사 또는 박사 학위를 취득한 경우 각 2년 이내의 휴직기간</w:t>
+              <w:t>2. 입영휴직, 업무상 부상, 업무상 질병(결핵성 폐질환을 포함한다) 및 전염성 B형간염(최초 발병일부터 1년 이내의 기간)으로 인한 휴직, 육아휴직(출산휴가기간을 포함하여 1년 이내의 기간)</w:t>
+            </w:r>
+          </w:p>
+          <w:p>
+            <w:pPr>
+              <w:spacing w:after="20" w:line="276" w:lineRule="auto"/>
+              <w:ind w:left="454"/>
+            </w:pPr>
+            <w:r>
+              <w:rPr>
+                <w:rFonts w:ascii="맑은 고딕" w:hAnsi="맑은 고딕" w:eastAsia="맑은 고딕"/>
+                <w:b w:val="0"/>
+                <w:color w:val="124AC8"/>
+                <w:sz w:val="18"/>
+              </w:rPr>
+              <w:t>3. 학위취득 휴직직원이 회사업무와 관련된 분야에서 석사 또는 박사 학위를 취득한 경우 각 2년 이내의 휴직기간</w:t>
             </w:r>
           </w:p>
         </w:tc>
@@ -1371,7 +1395,16 @@
                 <w:color w:val="333333"/>
                 <w:sz w:val="16"/>
               </w:rPr>
-              <w:t>근속년수→근속연수(맞춤법), '각 호의 1'→'각 호의 어느 하나'</w:t>
+              <w:t xml:space="preserve">근속년수→근속연수(맞춤법). ② 전단(승인 산입)·후단(열거 산입) 충돌을 열거 구조로 재편(제1호=승인 산입) </w:t>
+            </w:r>
+            <w:r>
+              <w:rPr>
+                <w:rFonts w:ascii="맑은 고딕" w:hAnsi="맑은 고딕" w:eastAsia="맑은 고딕"/>
+                <w:b/>
+                <w:color w:val="C00000"/>
+                <w:sz w:val="16"/>
+              </w:rPr>
+              <w:t>〈확인 요망: 취지〉</w:t>
             </w:r>
           </w:p>
         </w:tc>
@@ -1391,7 +1424,7 @@
               <w:rPr>
                 <w:rFonts w:ascii="맑은 고딕" w:hAnsi="맑은 고딕" w:eastAsia="맑은 고딕"/>
                 <w:b w:val="0"/>
-                <w:color w:val="333333"/>
+                <w:color w:val="124AC8"/>
                 <w:sz w:val="18"/>
               </w:rPr>
               <w:t>제8조(신원보증) 직원은 따로 정하는 바에 따라 회사를 피보험자로 하는 신원보증보험에 가입하여야 한다.</w:t>
@@ -1412,10 +1445,10 @@
               <w:rPr>
                 <w:rFonts w:ascii="맑은 고딕" w:hAnsi="맑은 고딕" w:eastAsia="맑은 고딕"/>
                 <w:b w:val="0"/>
-                <w:color w:val="333333"/>
-                <w:sz w:val="18"/>
-              </w:rPr>
-              <w:t>제9조(신원보증) 직원은 따로 정하는 바에 따라 회사를 피보험자로 하는 신원보증보험에 가입하여야 한다.</w:t>
+                <w:color w:val="124AC8"/>
+                <w:sz w:val="18"/>
+              </w:rPr>
+              <w:t>제9조(신원보증) 직원은 「인사규정 시행지침」에서 정하는 바에 따라 회사를 피보험자로 하는 신원보증보험에 가입하여야 한다.</w:t>
             </w:r>
           </w:p>
         </w:tc>
@@ -1435,7 +1468,7 @@
                 <w:color w:val="333333"/>
                 <w:sz w:val="16"/>
               </w:rPr>
-              <w:t>조번호 이동(구 제8조)</w:t>
+              <w:t>위임 착지 「인사규정 시행지침」 명시(신원보증 금액 조항 실재)</w:t>
             </w:r>
           </w:p>
         </w:tc>
@@ -1476,10 +1509,145 @@
               <w:rPr>
                 <w:rFonts w:ascii="맑은 고딕" w:hAnsi="맑은 고딕" w:eastAsia="맑은 고딕"/>
                 <w:b w:val="0"/>
+                <w:color w:val="333333"/>
+                <w:sz w:val="18"/>
+              </w:rPr>
+              <w:t>제10조(인사심의회)</w:t>
+            </w:r>
+          </w:p>
+          <w:p>
+            <w:pPr>
+              <w:spacing w:after="20" w:line="276" w:lineRule="auto"/>
+              <w:ind w:left="227"/>
+            </w:pPr>
+            <w:r>
+              <w:rPr>
+                <w:rFonts w:ascii="맑은 고딕" w:hAnsi="맑은 고딕" w:eastAsia="맑은 고딕"/>
+                <w:b w:val="0"/>
                 <w:color w:val="124AC8"/>
                 <w:sz w:val="18"/>
               </w:rPr>
-              <w:t>제10조(인사심의회) 직원의 인사관리상 필요한 사항을 심의하기 위하여 인사심의회를 설치·운영할 수 있다.</w:t>
+              <w:t>① 직원의 인사관리에 관한 다음 각 호의 사항을 심의하기 위하여 인사심의회를 둔다.</w:t>
+            </w:r>
+          </w:p>
+          <w:p>
+            <w:pPr>
+              <w:spacing w:after="20" w:line="276" w:lineRule="auto"/>
+              <w:ind w:left="454"/>
+            </w:pPr>
+            <w:r>
+              <w:rPr>
+                <w:rFonts w:ascii="맑은 고딕" w:hAnsi="맑은 고딕" w:eastAsia="맑은 고딕"/>
+                <w:b w:val="0"/>
+                <w:color w:val="124AC8"/>
+                <w:sz w:val="18"/>
+              </w:rPr>
+              <w:t>1. 포상 및 징계에 관한 사항</w:t>
+            </w:r>
+          </w:p>
+          <w:p>
+            <w:pPr>
+              <w:spacing w:after="20" w:line="276" w:lineRule="auto"/>
+              <w:ind w:left="454"/>
+            </w:pPr>
+            <w:r>
+              <w:rPr>
+                <w:rFonts w:ascii="맑은 고딕" w:hAnsi="맑은 고딕" w:eastAsia="맑은 고딕"/>
+                <w:b w:val="0"/>
+                <w:color w:val="124AC8"/>
+                <w:sz w:val="18"/>
+              </w:rPr>
+              <w:t>2. 특별승급 및 특별승격에 관한 사항</w:t>
+            </w:r>
+          </w:p>
+          <w:p>
+            <w:pPr>
+              <w:spacing w:after="20" w:line="276" w:lineRule="auto"/>
+              <w:ind w:left="454"/>
+            </w:pPr>
+            <w:r>
+              <w:rPr>
+                <w:rFonts w:ascii="맑은 고딕" w:hAnsi="맑은 고딕" w:eastAsia="맑은 고딕"/>
+                <w:b w:val="0"/>
+                <w:color w:val="124AC8"/>
+                <w:sz w:val="18"/>
+              </w:rPr>
+              <w:t>3. 승격·승진의 기준에 관한 사항</w:t>
+            </w:r>
+          </w:p>
+          <w:p>
+            <w:pPr>
+              <w:spacing w:after="20" w:line="276" w:lineRule="auto"/>
+              <w:ind w:left="454"/>
+            </w:pPr>
+            <w:r>
+              <w:rPr>
+                <w:rFonts w:ascii="맑은 고딕" w:hAnsi="맑은 고딕" w:eastAsia="맑은 고딕"/>
+                <w:b w:val="0"/>
+                <w:color w:val="124AC8"/>
+                <w:sz w:val="18"/>
+              </w:rPr>
+              <w:t>4. 희망퇴직에 관한 사항</w:t>
+            </w:r>
+          </w:p>
+          <w:p>
+            <w:pPr>
+              <w:spacing w:after="20" w:line="276" w:lineRule="auto"/>
+              <w:ind w:left="454"/>
+            </w:pPr>
+            <w:r>
+              <w:rPr>
+                <w:rFonts w:ascii="맑은 고딕" w:hAnsi="맑은 고딕" w:eastAsia="맑은 고딕"/>
+                <w:b w:val="0"/>
+                <w:color w:val="124AC8"/>
+                <w:sz w:val="18"/>
+              </w:rPr>
+              <w:t>5. 당연면직에 관한 사항</w:t>
+            </w:r>
+          </w:p>
+          <w:p>
+            <w:pPr>
+              <w:spacing w:after="20" w:line="276" w:lineRule="auto"/>
+              <w:ind w:left="454"/>
+            </w:pPr>
+            <w:r>
+              <w:rPr>
+                <w:rFonts w:ascii="맑은 고딕" w:hAnsi="맑은 고딕" w:eastAsia="맑은 고딕"/>
+                <w:b w:val="0"/>
+                <w:color w:val="124AC8"/>
+                <w:sz w:val="18"/>
+              </w:rPr>
+              <w:t>6. 사고로 인한 피해금액의 변상처리에 관한 사항</w:t>
+            </w:r>
+          </w:p>
+          <w:p>
+            <w:pPr>
+              <w:spacing w:after="20" w:line="276" w:lineRule="auto"/>
+              <w:ind w:left="454"/>
+            </w:pPr>
+            <w:r>
+              <w:rPr>
+                <w:rFonts w:ascii="맑은 고딕" w:hAnsi="맑은 고딕" w:eastAsia="맑은 고딕"/>
+                <w:b w:val="0"/>
+                <w:color w:val="124AC8"/>
+                <w:sz w:val="18"/>
+              </w:rPr>
+              <w:t>7. 그 밖에 인사업무와 관련하여 대표이사가 부의하는 사항</w:t>
+            </w:r>
+          </w:p>
+          <w:p>
+            <w:pPr>
+              <w:spacing w:after="20" w:line="276" w:lineRule="auto"/>
+              <w:ind w:left="227"/>
+            </w:pPr>
+            <w:r>
+              <w:rPr>
+                <w:rFonts w:ascii="맑은 고딕" w:hAnsi="맑은 고딕" w:eastAsia="맑은 고딕"/>
+                <w:b w:val="0"/>
+                <w:color w:val="124AC8"/>
+                <w:sz w:val="18"/>
+              </w:rPr>
+              <w:t>② 인사심의회의 구성·운영에 필요한 사항은 「인사규정 시행지침」으로 정한다.</w:t>
             </w:r>
           </w:p>
         </w:tc>
@@ -1499,7 +1667,7 @@
                 <w:color w:val="333333"/>
                 <w:sz w:val="16"/>
               </w:rPr>
-              <w:t>'심의를 위하여'→'심의하기 위하여'</w:t>
+              <w:t>구조 결함 해소: 임의 설치('할 수 있다') ↔ 당연면직 의결 강제 ↔ 지침 '둔다'의 3중 모순 → 상설화 + 심의사항 7개 호 명시 + 구성·운영 지침 위임 (한전KDN 인사규정 제5~10조 벤치마킹)</w:t>
             </w:r>
           </w:p>
         </w:tc>
@@ -1588,7 +1756,7 @@
                 <w:color w:val="124AC8"/>
                 <w:sz w:val="18"/>
               </w:rPr>
-              <w:t>① 직원의 채용은 일정한 자격을 갖춘 사람을 채용함을 원칙으로 한다.</w:t>
+              <w:t>① 직원은 「인사규정 시행지침」에서 정하는 자격을 갖춘 사람 중에서 채용함을 원칙으로 한다.</w:t>
             </w:r>
           </w:p>
           <w:p>
@@ -1603,7 +1771,7 @@
                 <w:color w:val="124AC8"/>
                 <w:sz w:val="18"/>
               </w:rPr>
-              <w:t>② 채용방법 및 자격에 관한 사항은 별도로 정하는 바에 따른다.</w:t>
+              <w:t>② 채용의 방법·기준 및 절차에 관한 사항은 「인사규정 시행지침」으로 정한다.</w:t>
             </w:r>
           </w:p>
         </w:tc>
@@ -1623,7 +1791,7 @@
                 <w:color w:val="333333"/>
                 <w:sz w:val="16"/>
               </w:rPr>
-              <w:t>'자'→'사람', '의한다'→'따른다'</w:t>
+              <w:t>공허 위임 보정: '일정한 자격'·'별도로 정하는 바' → 「인사규정 시행지침」 명시(지침 제1~3조 채용방법·기준·가점 실재)</w:t>
             </w:r>
           </w:p>
         </w:tc>
@@ -1724,7 +1892,7 @@
                 <w:color w:val="124AC8"/>
                 <w:sz w:val="18"/>
               </w:rPr>
-              <w:t>제12조(채용 결격사유) 다음 각 호의 어느 하나에 해당하는 사람은 채용하지 아니한다.</w:t>
+              <w:t>제12조(채용 결격사유) 다음 각 호의 어느 하나에 해당하는 사람은 채용하지 아니하며, 채용 후에 결격사유가 발견된 때에는 채용을 취소할 수 있다.</w:t>
             </w:r>
           </w:p>
           <w:p>
@@ -1819,7 +1987,25 @@
                 <w:color w:val="333333"/>
                 <w:sz w:val="16"/>
               </w:rPr>
-              <w:t>표제 '채용금지자'→'채용 결격사유'(인용 사규와 정합). 2호 『국가공무원법』 제33조 현행화(구법 '제1항' 삭제 반영), 법령 겹낫표</w:t>
+              <w:t xml:space="preserve">표제 '채용금지자'→'채용 결격사유'(인용 사규 정합). 두문에 채용 후 결격 발견 시 취소 근거 신설(한전KDN 제13조 참고, </w:t>
+            </w:r>
+            <w:r>
+              <w:rPr>
+                <w:rFonts w:ascii="맑은 고딕" w:hAnsi="맑은 고딕" w:eastAsia="맑은 고딕"/>
+                <w:b/>
+                <w:color w:val="C00000"/>
+                <w:sz w:val="16"/>
+              </w:rPr>
+              <w:t>〈검토 의견 4 — 법무〉</w:t>
+            </w:r>
+            <w:r>
+              <w:rPr>
+                <w:rFonts w:ascii="맑은 고딕" w:hAnsi="맑은 고딕" w:eastAsia="맑은 고딕"/>
+                <w:b w:val="0"/>
+                <w:color w:val="333333"/>
+                <w:sz w:val="16"/>
+              </w:rPr>
+              <w:t>). 2호 『국가공무원법』 제33조 현행화</w:t>
             </w:r>
           </w:p>
         </w:tc>
@@ -2041,7 +2227,7 @@
               <w:rPr>
                 <w:rFonts w:ascii="맑은 고딕" w:hAnsi="맑은 고딕" w:eastAsia="맑은 고딕"/>
                 <w:b w:val="0"/>
-                <w:color w:val="333333"/>
+                <w:color w:val="124AC8"/>
                 <w:sz w:val="18"/>
               </w:rPr>
               <w:t>② 수습기간중 채용상의 결격사유가 발생하는 경우에는 채용을 취소할 수 있다.</w:t>
@@ -2095,7 +2281,7 @@
                 <w:color w:val="124AC8"/>
                 <w:sz w:val="18"/>
               </w:rPr>
-              <w:t>② 수습기간 중 채용상의 결격사유가 발생하는 경우에는 채용을 취소할 수 있다.</w:t>
+              <w:t>② 수습기간 중 채용상의 결격사유가 발견되거나 발생한 경우에는 채용을 취소할 수 있다.</w:t>
             </w:r>
           </w:p>
         </w:tc>
@@ -2115,7 +2301,7 @@
                 <w:color w:val="333333"/>
                 <w:sz w:val="16"/>
               </w:rPr>
-              <w:t>'입사일로부터'→'입사일부터'</w:t>
+              <w:t>② 결격사유 '발생'→'발견되거나 발생'(채용 전 사유의 사후 발견 포섭)</w:t>
             </w:r>
           </w:p>
         </w:tc>
@@ -2359,7 +2545,7 @@
               <w:rPr>
                 <w:rFonts w:ascii="맑은 고딕" w:hAnsi="맑은 고딕" w:eastAsia="맑은 고딕"/>
                 <w:b w:val="0"/>
-                <w:color w:val="333333"/>
+                <w:color w:val="124AC8"/>
                 <w:sz w:val="18"/>
               </w:rPr>
               <w:t>제16조(승급의 정지) 직원의 호봉이 「보수및퇴직금규정」에서 정하는 최고호봉에 도달한 때에는 초과근무기간에 불구하고 승급을 정지한다.</w:t>
@@ -2383,7 +2569,7 @@
                 <w:color w:val="124AC8"/>
                 <w:sz w:val="18"/>
               </w:rPr>
-              <w:t>제17조(승급의 정지) 직원의 호봉이 「보수 및 퇴직금 규정」에서 정하는 최고호봉에 도달한 때에는 초과 근무기간에도 불구하고 승급을 정지한다.</w:t>
+              <w:t>제17조(승급의 정지) 직원의 호봉이 「보수 및 퇴직금 규정」의 기준급표([별표 제1호])에서 정한 해당 직급의 최고호봉에 도달한 때에는 초과 근무기간에도 불구하고 승급을 정지한다.</w:t>
             </w:r>
           </w:p>
         </w:tc>
@@ -2403,7 +2589,16 @@
                 <w:color w:val="333333"/>
                 <w:sz w:val="16"/>
               </w:rPr>
-              <w:t>사규 낫표 「보수 및 퇴직금 규정」, '불구하고' 정비</w:t>
+              <w:t xml:space="preserve">근거 빈약 참조 보정: '최고호봉'(보수 규정에 명문 정의 없음) → 기준급표([별표 제1호]) 상한으로 특정 </w:t>
+            </w:r>
+            <w:r>
+              <w:rPr>
+                <w:rFonts w:ascii="맑은 고딕" w:hAnsi="맑은 고딕" w:eastAsia="맑은 고딕"/>
+                <w:b/>
+                <w:color w:val="C00000"/>
+                <w:sz w:val="16"/>
+              </w:rPr>
+              <w:t>〈확인 요망〉</w:t>
             </w:r>
           </w:p>
         </w:tc>
@@ -2537,7 +2732,7 @@
                 <w:color w:val="124AC8"/>
                 <w:sz w:val="18"/>
               </w:rPr>
-              <w:t>3. 그 밖에 필요에 따라 부득이하다고 인정하는 경우</w:t>
+              <w:t>3. 그 밖에 제1호 및 제2호에 준하는 사유로 부득이하다고 인정하는 경우</w:t>
             </w:r>
           </w:p>
         </w:tc>
@@ -2557,7 +2752,7 @@
                 <w:color w:val="333333"/>
                 <w:sz w:val="16"/>
               </w:rPr>
-              <w:t>'회사명예 거양'→'회사의 명예를 높이는 데', '기타'→'그 밖에'</w:t>
+              <w:t>3호 무한정 포괄 사유('기타 필요에 의하여')를 '제1호·제2호에 준하는 사유'로 한정. '회사명예 거양'→순화</w:t>
             </w:r>
           </w:p>
         </w:tc>
@@ -2950,7 +3145,7 @@
                 <w:color w:val="124AC8"/>
                 <w:sz w:val="18"/>
               </w:rPr>
-              <w:t>② 정직·휴직·결근·대기 기간과 「인사규정 시행지침」에 따른 승격·승급 불허기간은 승격 소요 최저연수에 가산한다.</w:t>
+              <w:t>② 정직·휴직·결근·대기 기간과 「인사규정 시행지침」에 따른 승급·승진 제한기간은 승격 소요 최저연수에 가산한다.</w:t>
             </w:r>
           </w:p>
           <w:p>
@@ -3009,7 +3204,25 @@
                 <w:color w:val="333333"/>
                 <w:sz w:val="16"/>
               </w:rPr>
-              <w:t>'당해'→'해당', '도래'→'도달', '익월 초일'→'다음 달 1일', '단'→'다만', 내부 인용 「인사규정 시행지침」 낫표</w:t>
+              <w:t xml:space="preserve">② '승격·승급불허 기간'→시행지침 제25조의 실제 용어 '승급·승진 제한기간'으로 정합 </w:t>
+            </w:r>
+            <w:r>
+              <w:rPr>
+                <w:rFonts w:ascii="맑은 고딕" w:hAnsi="맑은 고딕" w:eastAsia="맑은 고딕"/>
+                <w:b/>
+                <w:color w:val="C00000"/>
+                <w:sz w:val="16"/>
+              </w:rPr>
+              <w:t>〈확인 요망〉</w:t>
+            </w:r>
+            <w:r>
+              <w:rPr>
+                <w:rFonts w:ascii="맑은 고딕" w:hAnsi="맑은 고딕" w:eastAsia="맑은 고딕"/>
+                <w:b w:val="0"/>
+                <w:color w:val="333333"/>
+                <w:sz w:val="16"/>
+              </w:rPr>
+              <w:t>. '도래'→'도달', '익월 초일'→'다음 달 1일'</w:t>
             </w:r>
           </w:p>
         </w:tc>
@@ -3053,7 +3266,7 @@
                 <w:color w:val="124AC8"/>
                 <w:sz w:val="18"/>
               </w:rPr>
-              <w:t>제21조(승격·승진의 기준) 승격·승진의 기준은 이 규정, 「성과관리규정」 등을 기준으로 인사심의회에서 정하는 바에 따른다.</w:t>
+              <w:t>제21조(승격·승진의 기준) 승격·승진의 기준은 이 규정과 「성과관리규정」 등을 기준으로 인사심의회의 심의를 거쳐 대표이사가 정한다.</w:t>
             </w:r>
           </w:p>
         </w:tc>
@@ -3073,7 +3286,7 @@
                 <w:color w:val="333333"/>
                 <w:sz w:val="16"/>
               </w:rPr>
-              <w:t>자기 규정 인용 '「인사규정」'→'이 규정'</w:t>
+              <w:t>심의기구·결정권자 구분: '인사심의회에서 정하는 바에 의한다'→'인사심의회의 심의를 거쳐 대표이사가 정한다'</w:t>
             </w:r>
           </w:p>
         </w:tc>
@@ -3331,7 +3544,7 @@
                 <w:color w:val="124AC8"/>
                 <w:sz w:val="18"/>
               </w:rPr>
-              <w:t>3. 그 밖에 필요에 따라 부득이하다고 인정하는 경우</w:t>
+              <w:t>3. 그 밖에 제1호 및 제2호에 준하는 사유로 부득이하다고 인정하는 경우</w:t>
             </w:r>
           </w:p>
         </w:tc>
@@ -3351,7 +3564,7 @@
                 <w:color w:val="333333"/>
                 <w:sz w:val="16"/>
               </w:rPr>
-              <w:t>내부 인용 갱신(제19조→제20조)</w:t>
+              <w:t>3호 포괄 사유 한정(제18조와 동일), 내부 인용 갱신(제19조→제20조)</w:t>
             </w:r>
           </w:p>
         </w:tc>
@@ -3786,7 +3999,7 @@
               <w:rPr>
                 <w:rFonts w:ascii="맑은 고딕" w:hAnsi="맑은 고딕" w:eastAsia="맑은 고딕"/>
                 <w:b w:val="0"/>
-                <w:color w:val="333333"/>
+                <w:color w:val="124AC8"/>
                 <w:sz w:val="18"/>
               </w:rPr>
               <w:t xml:space="preserve"> 다만 임금피크제를 적용받는 직원에 한하여 정년을 별도로 정할 수 있다.</w:t>
@@ -3849,7 +4062,7 @@
                 <w:color w:val="124AC8"/>
                 <w:sz w:val="18"/>
               </w:rPr>
-              <w:t xml:space="preserve"> 다만, 임금피크제를 적용받는 직원에 한정하여 정년을 별도로 정할 수 있다.</w:t>
+              <w:t xml:space="preserve"> 다만, 임금피크제를 적용받는 직원의 정년에 관하여는 「선임직원 운영지침」에서 정하는 바에 따른다.</w:t>
             </w:r>
           </w:p>
         </w:tc>
@@ -3869,7 +4082,16 @@
                 <w:color w:val="333333"/>
                 <w:sz w:val="16"/>
               </w:rPr>
-              <w:t>'정년에 달한'→'정년에 도달한', 쉼표 보정</w:t>
+              <w:t xml:space="preserve">② 임금피크 정년의 위임 착지 「선임직원 운영지침」 명시 </w:t>
+            </w:r>
+            <w:r>
+              <w:rPr>
+                <w:rFonts w:ascii="맑은 고딕" w:hAnsi="맑은 고딕" w:eastAsia="맑은 고딕"/>
+                <w:b/>
+                <w:color w:val="C00000"/>
+                <w:sz w:val="16"/>
+              </w:rPr>
+              <w:t>〈확인 요망〉</w:t>
             </w:r>
           </w:p>
         </w:tc>
@@ -4413,7 +4635,16 @@
                 <w:color w:val="333333"/>
                 <w:sz w:val="16"/>
               </w:rPr>
-              <w:t>4호 금치산·한정치산→피성년후견인·피한정후견인(민법 개정 반영), 10호 「사고금 정리 규정」 낫표, '각 호의 1'→'각 호의 어느 하나'</w:t>
+              <w:t xml:space="preserve">4호 금치산·한정치산→피성년후견인·피한정후견인(민법 개정 반영), 10호 「사고금 정리 규정」 낫표. 6호·11호는 </w:t>
+            </w:r>
+            <w:r>
+              <w:rPr>
+                <w:rFonts w:ascii="맑은 고딕" w:hAnsi="맑은 고딕" w:eastAsia="맑은 고딕"/>
+                <w:b/>
+                <w:color w:val="C00000"/>
+                <w:sz w:val="16"/>
+              </w:rPr>
+              <w:t>〈검토 의견 2·3 — 법무〉</w:t>
             </w:r>
           </w:p>
         </w:tc>
@@ -4663,7 +4894,7 @@
               <w:rPr>
                 <w:rFonts w:ascii="맑은 고딕" w:hAnsi="맑은 고딕" w:eastAsia="맑은 고딕"/>
                 <w:b w:val="0"/>
-                <w:color w:val="333333"/>
+                <w:color w:val="124AC8"/>
                 <w:sz w:val="18"/>
               </w:rPr>
               <w:t>① 부실점장은 소속직원에 대하여 직군, 직급, 직무별로 업무량이 균등하게 사무분담을 명하고 사무분담 내용을 사무분담명령부에 기록하여야 한다.</w:t>
@@ -4762,7 +4993,7 @@
                 <w:color w:val="124AC8"/>
                 <w:sz w:val="18"/>
               </w:rPr>
-              <w:t>① 부실점장은 소속직원에 대하여 직군, 직급, 직무별로 업무량이 균등하게 사무분담을 명하고, 사무분담 내용을 사무분담명령부에 기록하여야 한다.</w:t>
+              <w:t>① 부실점장은 소속직원에 대하여 직급, 직무별로 업무량이 균등하게 사무분담을 명하고, 사무분담 내용을 사무분담명령부에 기록하여야 한다.</w:t>
             </w:r>
           </w:p>
           <w:p>
@@ -4842,7 +5073,34 @@
                 <w:color w:val="333333"/>
                 <w:sz w:val="16"/>
               </w:rPr>
-              <w:t>쉼표·띄어쓰기 정비</w:t>
+              <w:t xml:space="preserve">① 사문화 개념 '직군' 삭제 제안 </w:t>
+            </w:r>
+            <w:r>
+              <w:rPr>
+                <w:rFonts w:ascii="맑은 고딕" w:hAnsi="맑은 고딕" w:eastAsia="맑은 고딕"/>
+                <w:b/>
+                <w:color w:val="C00000"/>
+                <w:sz w:val="16"/>
+              </w:rPr>
+              <w:t>〈확인 요망: 전 사규에 직군 구분 제도 부재〉</w:t>
+            </w:r>
+            <w:r>
+              <w:rPr>
+                <w:rFonts w:ascii="맑은 고딕" w:hAnsi="맑은 고딕" w:eastAsia="맑은 고딕"/>
+                <w:b w:val="0"/>
+                <w:color w:val="333333"/>
+                <w:sz w:val="16"/>
+              </w:rPr>
+              <w:t xml:space="preserve">. 사무분담명령부는 </w:t>
+            </w:r>
+            <w:r>
+              <w:rPr>
+                <w:rFonts w:ascii="맑은 고딕" w:hAnsi="맑은 고딕" w:eastAsia="맑은 고딕"/>
+                <w:b/>
+                <w:color w:val="C00000"/>
+                <w:sz w:val="16"/>
+              </w:rPr>
+              <w:t>〈검토 의견 6〉</w:t>
             </w:r>
           </w:p>
         </w:tc>
@@ -5368,10 +5626,10 @@
               <w:rPr>
                 <w:rFonts w:ascii="맑은 고딕" w:hAnsi="맑은 고딕" w:eastAsia="맑은 고딕"/>
                 <w:b w:val="0"/>
-                <w:color w:val="333333"/>
-                <w:sz w:val="18"/>
-              </w:rPr>
-              <w:t xml:space="preserve"> 다만, 포상의 경우 따로 정하는 경우에는 인사심의회의 심의를 생략할 수 있다.</w:t>
+                <w:color w:val="124AC8"/>
+                <w:sz w:val="18"/>
+              </w:rPr>
+              <w:t xml:space="preserve"> 다만, 포상의 경우 「인사규정 시행지침」에서 따로 정하는 경우에는 인사심의회의 심의를 생략할 수 있다.</w:t>
             </w:r>
           </w:p>
           <w:p>
@@ -5406,7 +5664,7 @@
                 <w:color w:val="333333"/>
                 <w:sz w:val="16"/>
               </w:rPr>
-              <w:t>'범위내에서'→'범위에서'</w:t>
+              <w:t>① 단서 포상 특례의 위임 착지 「인사규정 시행지침」 명시. '범위내에서'→'범위에서'</w:t>
             </w:r>
           </w:p>
         </w:tc>
